--- a/work/washinokensetsu/05_operation/BCP_社員間情報共有手順.docx
+++ b/work/washinokensetsu/05_operation/BCP_社員間情報共有手順.docx
@@ -27,7 +27,19 @@
         <w:rPr>
           <w:rFonts w:ascii="Meiryo UI" w:eastAsia="Meiryo UI" w:hAnsi="Meiryo UI" w:hint="eastAsia"/>
         </w:rPr>
-        <w:t>担当者が病気・ケガ・災害などで急に動けなくなったとき、ほかの社員で仕事を引き継ぐための手順　／　鷲野建設　2026年10月版</w:t>
+        <w:t xml:space="preserve">担当者が病気・ケガ・災害などで急に動けなくなったとき、ほかの社員で仕事を引き継ぐための手順　／　</w:t>
+      </w:r>
+      <w:r>
+        <w:rPr>
+          <w:rFonts w:ascii="Meiryo UI" w:eastAsia="Meiryo UI" w:hAnsi="Meiryo UI" w:hint="eastAsia"/>
+        </w:rPr>
+        <w:t>わしの</w:t>
+      </w:r>
+      <w:r>
+        <w:rPr>
+          <w:rFonts w:ascii="Meiryo UI" w:eastAsia="Meiryo UI" w:hAnsi="Meiryo UI" w:hint="eastAsia"/>
+        </w:rPr>
+        <w:t>建設　2026年10月版</w:t>
       </w:r>
     </w:p>
     <w:p>
@@ -2066,15 +2078,19 @@
           <w:p>
             <w:pPr>
               <w:pStyle w:val="mt1"/>
-              <w:rPr>
-                <w:rFonts w:ascii="Meiryo UI" w:eastAsia="Meiryo UI" w:hAnsi="Meiryo UI"/>
-              </w:rPr>
-            </w:pPr>
-            <w:r>
-              <w:rPr>
-                <w:rFonts w:ascii="Meiryo UI" w:eastAsia="Meiryo UI" w:hAnsi="Meiryo UI" w:hint="eastAsia"/>
-              </w:rPr>
-              <w:t>① 担当者が急に不在になったとき</w:t>
+              <w:numPr>
+                <w:ilvl w:val="1"/>
+                <w:numId w:val="3"/>
+              </w:numPr>
+              <w:rPr>
+                <w:rFonts w:ascii="Meiryo UI" w:eastAsia="Meiryo UI" w:hAnsi="Meiryo UI"/>
+              </w:rPr>
+            </w:pPr>
+            <w:r>
+              <w:rPr>
+                <w:rFonts w:ascii="Meiryo UI" w:eastAsia="Meiryo UI" w:hAnsi="Meiryo UI" w:hint="eastAsia"/>
+              </w:rPr>
+              <w:t xml:space="preserve"> 担当者が急に不在になったとき</w:t>
             </w:r>
           </w:p>
           <w:p>
@@ -2094,7 +2110,25 @@
                 <w:sz w:val="17"/>
                 <w:szCs w:val="17"/>
               </w:rPr>
-              <w:t>件名：【鷲野建設】担当者変更（一時）のご連絡</w:t>
+              <w:t>件名：【</w:t>
+            </w:r>
+            <w:r>
+              <w:rPr>
+                <w:rFonts w:ascii="Meiryo UI" w:eastAsia="Meiryo UI" w:hAnsi="Meiryo UI" w:hint="eastAsia"/>
+                <w:color w:val="222222"/>
+                <w:sz w:val="17"/>
+                <w:szCs w:val="17"/>
+              </w:rPr>
+              <w:t>わしの</w:t>
+            </w:r>
+            <w:r>
+              <w:rPr>
+                <w:rFonts w:ascii="Meiryo UI" w:eastAsia="Meiryo UI" w:hAnsi="Meiryo UI" w:hint="eastAsia"/>
+                <w:color w:val="222222"/>
+                <w:sz w:val="17"/>
+                <w:szCs w:val="17"/>
+              </w:rPr>
+              <w:t>建設】担当者変更（一時）のご連絡</w:t>
             </w:r>
           </w:p>
           <w:p>
@@ -2154,7 +2188,25 @@
                 <w:sz w:val="17"/>
                 <w:szCs w:val="17"/>
               </w:rPr>
-              <w:t>いつもお世話になっております。鷲野建設の（代行者名）です。</w:t>
+              <w:t>いつもお世話になっております。</w:t>
+            </w:r>
+            <w:r>
+              <w:rPr>
+                <w:rFonts w:ascii="Meiryo UI" w:eastAsia="Meiryo UI" w:hAnsi="Meiryo UI" w:hint="eastAsia"/>
+                <w:color w:val="222222"/>
+                <w:sz w:val="17"/>
+                <w:szCs w:val="17"/>
+              </w:rPr>
+              <w:t>わしの</w:t>
+            </w:r>
+            <w:r>
+              <w:rPr>
+                <w:rFonts w:ascii="Meiryo UI" w:eastAsia="Meiryo UI" w:hAnsi="Meiryo UI" w:hint="eastAsia"/>
+                <w:color w:val="222222"/>
+                <w:sz w:val="17"/>
+                <w:szCs w:val="17"/>
+              </w:rPr>
+              <w:t>建設の（代行者名）です。</w:t>
             </w:r>
           </w:p>
           <w:p>
@@ -2294,7 +2346,16 @@
                 <w:sz w:val="17"/>
                 <w:szCs w:val="17"/>
               </w:rPr>
-              <w:t>鷲野建設株式会社　（代行者名）</w:t>
+              <w:t>わしの</w:t>
+            </w:r>
+            <w:r>
+              <w:rPr>
+                <w:rFonts w:ascii="Meiryo UI" w:eastAsia="Meiryo UI" w:hAnsi="Meiryo UI" w:hint="eastAsia"/>
+                <w:color w:val="222222"/>
+                <w:sz w:val="17"/>
+                <w:szCs w:val="17"/>
+              </w:rPr>
+              <w:t>建設株式会社　（代行者名）</w:t>
             </w:r>
           </w:p>
           <w:p>
@@ -2386,7 +2447,25 @@
                 <w:sz w:val="17"/>
                 <w:szCs w:val="17"/>
               </w:rPr>
-              <w:t>件名：【鷲野建設】災害に伴う今後のご予定について</w:t>
+              <w:t>件名：【</w:t>
+            </w:r>
+            <w:r>
+              <w:rPr>
+                <w:rFonts w:ascii="Meiryo UI" w:eastAsia="Meiryo UI" w:hAnsi="Meiryo UI" w:hint="eastAsia"/>
+                <w:color w:val="222222"/>
+                <w:sz w:val="17"/>
+                <w:szCs w:val="17"/>
+              </w:rPr>
+              <w:t>わしの</w:t>
+            </w:r>
+            <w:r>
+              <w:rPr>
+                <w:rFonts w:ascii="Meiryo UI" w:eastAsia="Meiryo UI" w:hAnsi="Meiryo UI" w:hint="eastAsia"/>
+                <w:color w:val="222222"/>
+                <w:sz w:val="17"/>
+                <w:szCs w:val="17"/>
+              </w:rPr>
+              <w:t>建設】災害に伴う今後のご予定について</w:t>
             </w:r>
           </w:p>
           <w:p>
@@ -2446,7 +2525,25 @@
                 <w:sz w:val="17"/>
                 <w:szCs w:val="17"/>
               </w:rPr>
-              <w:t>このたびの（災害名）により被害を受けられた皆様に、心よりお見舞い申し上げます。鷲野建設の（送信者名）です。</w:t>
+              <w:t>このたびの（災害名）により被害を受けられた皆様に、心よりお見舞い申し上げます。</w:t>
+            </w:r>
+            <w:r>
+              <w:rPr>
+                <w:rFonts w:ascii="Meiryo UI" w:eastAsia="Meiryo UI" w:hAnsi="Meiryo UI" w:hint="eastAsia"/>
+                <w:color w:val="222222"/>
+                <w:sz w:val="17"/>
+                <w:szCs w:val="17"/>
+              </w:rPr>
+              <w:t>わしの</w:t>
+            </w:r>
+            <w:r>
+              <w:rPr>
+                <w:rFonts w:ascii="Meiryo UI" w:eastAsia="Meiryo UI" w:hAnsi="Meiryo UI" w:hint="eastAsia"/>
+                <w:color w:val="222222"/>
+                <w:sz w:val="17"/>
+                <w:szCs w:val="17"/>
+              </w:rPr>
+              <w:t>建設の（送信者名）です。</w:t>
             </w:r>
           </w:p>
           <w:p>
@@ -2566,7 +2663,16 @@
                 <w:sz w:val="17"/>
                 <w:szCs w:val="17"/>
               </w:rPr>
-              <w:t>鷲野建設株式会社　（送信者名）</w:t>
+              <w:t>わしの</w:t>
+            </w:r>
+            <w:r>
+              <w:rPr>
+                <w:rFonts w:ascii="Meiryo UI" w:eastAsia="Meiryo UI" w:hAnsi="Meiryo UI" w:hint="eastAsia"/>
+                <w:color w:val="222222"/>
+                <w:sz w:val="17"/>
+                <w:szCs w:val="17"/>
+              </w:rPr>
+              <w:t>建設株式会社　（送信者名）</w:t>
             </w:r>
           </w:p>
           <w:p>
@@ -2660,7 +2766,25 @@
                 <w:sz w:val="17"/>
                 <w:szCs w:val="17"/>
               </w:rPr>
-              <w:t>件名：【鷲野建設】ご連絡が遅れることのお詫び</w:t>
+              <w:t>件名：【</w:t>
+            </w:r>
+            <w:r>
+              <w:rPr>
+                <w:rFonts w:ascii="Meiryo UI" w:eastAsia="Meiryo UI" w:hAnsi="Meiryo UI" w:hint="eastAsia"/>
+                <w:color w:val="222222"/>
+                <w:sz w:val="17"/>
+                <w:szCs w:val="17"/>
+              </w:rPr>
+              <w:t>わしの</w:t>
+            </w:r>
+            <w:r>
+              <w:rPr>
+                <w:rFonts w:ascii="Meiryo UI" w:eastAsia="Meiryo UI" w:hAnsi="Meiryo UI" w:hint="eastAsia"/>
+                <w:color w:val="222222"/>
+                <w:sz w:val="17"/>
+                <w:szCs w:val="17"/>
+              </w:rPr>
+              <w:t>建設】ご連絡が遅れることのお詫び</w:t>
             </w:r>
           </w:p>
           <w:p>
@@ -2720,7 +2844,25 @@
                 <w:sz w:val="17"/>
                 <w:szCs w:val="17"/>
               </w:rPr>
-              <w:t>いつもお世話になっております。鷲野建設の（送信者名）です。</w:t>
+              <w:t>いつもお世話になっております。</w:t>
+            </w:r>
+            <w:r>
+              <w:rPr>
+                <w:rFonts w:ascii="Meiryo UI" w:eastAsia="Meiryo UI" w:hAnsi="Meiryo UI" w:hint="eastAsia"/>
+                <w:color w:val="222222"/>
+                <w:sz w:val="17"/>
+                <w:szCs w:val="17"/>
+              </w:rPr>
+              <w:t>わしの</w:t>
+            </w:r>
+            <w:r>
+              <w:rPr>
+                <w:rFonts w:ascii="Meiryo UI" w:eastAsia="Meiryo UI" w:hAnsi="Meiryo UI" w:hint="eastAsia"/>
+                <w:color w:val="222222"/>
+                <w:sz w:val="17"/>
+                <w:szCs w:val="17"/>
+              </w:rPr>
+              <w:t>建設の（送信者名）です。</w:t>
             </w:r>
           </w:p>
           <w:p>
@@ -2800,7 +2942,16 @@
                 <w:sz w:val="17"/>
                 <w:szCs w:val="17"/>
               </w:rPr>
-              <w:t>鷲野建設株式会社　（送信者名）</w:t>
+              <w:t>わしの</w:t>
+            </w:r>
+            <w:r>
+              <w:rPr>
+                <w:rFonts w:ascii="Meiryo UI" w:eastAsia="Meiryo UI" w:hAnsi="Meiryo UI" w:hint="eastAsia"/>
+                <w:color w:val="222222"/>
+                <w:sz w:val="17"/>
+                <w:szCs w:val="17"/>
+              </w:rPr>
+              <w:t>建設株式会社　（送信者名）</w:t>
             </w:r>
           </w:p>
           <w:p>
@@ -2892,7 +3043,25 @@
                 <w:sz w:val="17"/>
                 <w:szCs w:val="17"/>
               </w:rPr>
-              <w:t>件名：【鷲野建設】担当者復帰のご連絡</w:t>
+              <w:t>件名：【</w:t>
+            </w:r>
+            <w:r>
+              <w:rPr>
+                <w:rFonts w:ascii="Meiryo UI" w:eastAsia="Meiryo UI" w:hAnsi="Meiryo UI" w:hint="eastAsia"/>
+                <w:color w:val="222222"/>
+                <w:sz w:val="17"/>
+                <w:szCs w:val="17"/>
+              </w:rPr>
+              <w:t>わしの</w:t>
+            </w:r>
+            <w:r>
+              <w:rPr>
+                <w:rFonts w:ascii="Meiryo UI" w:eastAsia="Meiryo UI" w:hAnsi="Meiryo UI" w:hint="eastAsia"/>
+                <w:color w:val="222222"/>
+                <w:sz w:val="17"/>
+                <w:szCs w:val="17"/>
+              </w:rPr>
+              <w:t>建設】担当者復帰のご連絡</w:t>
             </w:r>
           </w:p>
           <w:p>
@@ -2952,7 +3121,25 @@
                 <w:sz w:val="17"/>
                 <w:szCs w:val="17"/>
               </w:rPr>
-              <w:t>いつもお世話になっております。鷲野建設の（担当者名）です。</w:t>
+              <w:t>いつもお世話になっております。</w:t>
+            </w:r>
+            <w:r>
+              <w:rPr>
+                <w:rFonts w:ascii="Meiryo UI" w:eastAsia="Meiryo UI" w:hAnsi="Meiryo UI" w:hint="eastAsia"/>
+                <w:color w:val="222222"/>
+                <w:sz w:val="17"/>
+                <w:szCs w:val="17"/>
+              </w:rPr>
+              <w:t>わしの</w:t>
+            </w:r>
+            <w:r>
+              <w:rPr>
+                <w:rFonts w:ascii="Meiryo UI" w:eastAsia="Meiryo UI" w:hAnsi="Meiryo UI" w:hint="eastAsia"/>
+                <w:color w:val="222222"/>
+                <w:sz w:val="17"/>
+                <w:szCs w:val="17"/>
+              </w:rPr>
+              <w:t>建設の（担当者名）です。</w:t>
             </w:r>
           </w:p>
           <w:p>
@@ -3032,7 +3219,16 @@
                 <w:sz w:val="17"/>
                 <w:szCs w:val="17"/>
               </w:rPr>
-              <w:t>鷲野建設株式会社　（担当者名）</w:t>
+              <w:t>わしの</w:t>
+            </w:r>
+            <w:r>
+              <w:rPr>
+                <w:rFonts w:ascii="Meiryo UI" w:eastAsia="Meiryo UI" w:hAnsi="Meiryo UI" w:hint="eastAsia"/>
+                <w:color w:val="222222"/>
+                <w:sz w:val="17"/>
+                <w:szCs w:val="17"/>
+              </w:rPr>
+              <w:t>建設株式会社　（担当者名）</w:t>
             </w:r>
           </w:p>
           <w:p>
@@ -3430,7 +3626,7 @@
   <w:abstractNum w:abstractNumId="2" w15:restartNumberingAfterBreak="0">
     <w:nsid w:val="68821AAB"/>
     <w:multiLevelType w:val="multilevel"/>
-    <w:tmpl w:val="7C3A6368"/>
+    <w:tmpl w:val="2AC419E8"/>
     <w:lvl w:ilvl="0">
       <w:start w:val="1"/>
       <w:numFmt w:val="bullet"/>
@@ -3447,20 +3643,16 @@
         <w:sz w:val="20"/>
       </w:rPr>
     </w:lvl>
-    <w:lvl w:ilvl="1" w:tentative="1">
+    <w:lvl w:ilvl="1">
       <w:start w:val="1"/>
-      <w:numFmt w:val="bullet"/>
-      <w:lvlText w:val="o"/>
+      <w:numFmt w:val="decimalEnclosedCircle"/>
+      <w:lvlText w:val="%2"/>
       <w:lvlJc w:val="left"/>
       <w:pPr>
-        <w:tabs>
-          <w:tab w:val="num" w:pos="1440"/>
-        </w:tabs>
         <w:ind w:left="1440" w:hanging="360"/>
       </w:pPr>
       <w:rPr>
-        <w:rFonts w:ascii="Courier New" w:hAnsi="Courier New" w:hint="default"/>
-        <w:sz w:val="20"/>
+        <w:rFonts w:hint="default"/>
       </w:rPr>
     </w:lvl>
     <w:lvl w:ilvl="2" w:tentative="1">
